--- a/public/templates/beautiful-creations/tender/SUB TITTLES.docx
+++ b/public/templates/beautiful-creations/tender/SUB TITTLES.docx
@@ -2235,7 +2235,7 @@
         <w:sz w:val="20"/>
         <w:szCs w:val="20"/>
       </w:rPr>
-      <w:t>PROCUREMENT</w:t>
+      <w:t>{{titleUpper}}</w:t>
     </w:r>
     <w:r>
       <w:rPr>
@@ -2245,7 +2245,7 @@
         <w:sz w:val="20"/>
         <w:szCs w:val="20"/>
       </w:rPr>
-      <w:t xml:space="preserve"> OF </w:t>
+      <w:t xml:space="preserve"/>
     </w:r>
     <w:r>
       <w:rPr>
@@ -2255,7 +2255,7 @@
         <w:sz w:val="20"/>
         <w:szCs w:val="20"/>
       </w:rPr>
-      <w:t>NON-DRUG CONSUMABLES</w:t>
+      <w:t/>
     </w:r>
   </w:p>
   <w:p>
@@ -2301,7 +2301,7 @@
         <w:sz w:val="20"/>
         <w:szCs w:val="20"/>
       </w:rPr>
-      <w:t>SQ NO.: CR/SLCH/GD/001/25</w:t>
+      <w:t>SQ NO.: {{sqNumber}}</w:t>
     </w:r>
     <w:r>
       <w:rPr>
